--- a/중국어_대화문/8부_docx/8부_06화_커팅웨와의_마지막_대화.docx
+++ b/중국어_대화문/8부_docx/8부_06화_커팅웨와의_마지막_대화.docx
@@ -29,7 +29,7 @@
         <w:t>배경:</w:t>
       </w:r>
       <w:r>
-        <w:t xml:space="preserve"> [선즈위안 시점] 2034년 6월 26일(월)부터 6월 29일(목)까지. 8부 5화에서 메이뤄란은 5월 29일 쑤민에게 "老柯 입원, 小沈이 곧 찾아갈 것"이라고 전했다. 선즈위안은 6월 26일 오후 4시 경로 보고서를 쓰고, 6월 28일(수) 란산 요양원을 찾아간다. 7부 10화에서 사오톄쥔에게 받아 둔 세 조건(24시간 전 경로 보고, 한 대 앞 한 대 뒤 두 대의 수행 차량, 행사 후 24시간 이내 공개 대장 등재)을 한 글자도 줄이지 않고 지키는 방문이다. 커팅웨는 5부 9화(2028년 6월)에서 사직한 뒤 란산으로 내려갔고, 2029년 10월 엽서를 보낸 이후 폐의 그림자가 자라 5월 23일 입원했다. 두 사람은 이번이 마지막 대화임을 서로 알고 있으나 끝내 입 밖에 내지 않는다. 이 화는 선즈위안이 두 가지를 묻는 하루를 따라간다. 하나는 곧 상무위 첫 독회에 오를 가상의 『격자·안면 정보 수집 제한법(초안)』 제4장(설치물의 철거·봉인 보관·폐기)의 시행 구조이다. 격자화 관리는 커팅웨가 창촨시 정법위 서기 시절 만든 체계라 내부 사정을 그가 가장 잘 안다. 다른 하나는 2018년 12월 13일 밤이다. 커팅웨의 답은 자백도 변명도 아니며 '시각 그대로 적는' 방식이다(5부 9화 "账是算不清的"와 일관). 예란의 죽음은 폭력 묘사 없이 시각과 문서로만 다룬다. 쑤민은 나오지 않는다. 새 설정으로 란산 요양원 3호동 2층 12병상, 『关注人员分级处置办法』(1급 관심 대상은 연석 당직실에 실시간 통보), 연석 당직실 명단 일곱 번째 줄(북원광업그룹 안보협조처, 2016년 커팅웨가 승인), 보고서 '阅' 서명란을 둔다. 커팅웨는 이 화에서 숨지지 않으며(9부 6화에서 조용히 숨진다) 이 모든 기관·문서·인물은 가상이다.</w:t>
+        <w:t xml:space="preserve"> [선즈위안 시점] 2034년 6월 26일(월)부터 6월 29일(목)까지. 8부 5화에서 메이뤄란은 5월 26일 쑤민에게 "老柯 입원, 小沈이 곧 찾아갈 것"이라고 전했다. 선즈위안은 6월 26일 오후 4시 경로 보고서를 쓰고, 6월 28일(수) 란산 요양원을 찾아간다. 7부 10화에서 사오톄쥔에게 받아 둔 세 조건(24시간 전 경로 보고, 한 대 앞 한 대 뒤 두 대의 수행 차량, 행사 후 24시간 이내 공개 대장 등재)을 한 글자도 줄이지 않고 지키는 방문이다. 커팅웨는 5부 9화(2028년 6월)에서 사직한 뒤 란산으로 내려갔고, 2029년 10월 엽서를 보낸 이후 폐의 그림자가 자라 5월 23일 입원했다. 두 사람은 이번이 마지막 대화임을 서로 알고 있으나 끝내 입 밖에 내지 않는다. 이 화는 선즈위안이 두 가지를 묻는 하루를 따라간다. 하나는 곧 상무위 첫 독회에 오를 가상의 『격자·안면 정보 수집 제한법(초안)』 제4장(설치물의 철거·봉인 보관·폐기)의 시행 구조이다. 격자화 관리는 커팅웨가 창촨시 정법위 서기 시절 만든 체계라 내부 사정을 그가 가장 잘 안다. 다른 하나는 2018년 12월 13일 밤이다. 커팅웨의 답은 자백도 변명도 아니며 '시각 그대로 적는' 방식이다(5부 9화 "账是算不清的"와 일관). 예란의 죽음은 폭력 묘사 없이 시각과 문서로만 다룬다. 쑤민은 나오지 않는다. 새 설정으로 란산 요양원 3호동 2층 12병상, 『关注人员分级处置办法』(1급 관심 대상은 연석 당직실에 실시간 통보), 연석 당직실 명단 일곱 번째 줄(북원광업그룹 안보협조처, 2016년 커팅웨가 승인), 보고서 '阅' 서명란을 둔다. 커팅웨는 이 화에서 숨지지 않으며(9부 6화에서 조용히 숨진다) 이 모든 기관·문서·인물은 가상이다.</w:t>
       </w:r>
     </w:p>
     <w:p>
@@ -124,7 +124,7 @@
         <w:t>程曦:</w:t>
       </w:r>
       <w:r>
-        <w:t xml:space="preserve"> 车辆一前一后，两辆，您的车在中间。同行，我一个人，警卫局四位。二十八号早上七点三十分起飞，十一点前后到。今天十六点二十分递报，离出发超过四十个小时。</w:t>
+        <w:t xml:space="preserve"> 车辆一前一后，两辆，您的车在中间。同行，我一个人，警卫局四位。二十八号早上七点三十分起飞，十一点前后到。今天十六点二十分递报，离出发还有三十九个小时。</w:t>
       </w:r>
     </w:p>
     <w:p>
